--- a/facilitator-guide-okr.docx
+++ b/facilitator-guide-okr.docx
@@ -929,6 +929,137 @@
       </w:r>
       <w:r>
         <w:t xml:space="preserve">. Each team still plans, reviews and improves with the team-level tools.</w:t>
+      </w:r>
+    </w:p>
+    <w:p>
+      <w:pPr>
+        <w:pStyle w:val="Heading1"/>
+      </w:pPr>
+      <w:r>
+        <w:t xml:space="preserve">Recreate it in your whiteboard</w:t>
+      </w:r>
+    </w:p>
+    <w:p>
+      <w:pPr>
+        <w:pStyle w:val="Small"/>
+      </w:pPr>
+      <w:r>
+        <w:t xml:space="preserve">Paste this into your whiteboard's AI assistant (for example Miro AI or Atlassian Rovo) or a general assistant, to get an editable, native version of the board. Results vary by tool, so expect to tidy it up. For an exact copy, import the SVG as a locked background instead.</w:t>
+      </w:r>
+    </w:p>
+    <w:p>
+      <w:r>
+        <w:t xml:space="preserve">Create an editable whiteboard for “Objectives &amp; Key Results”, a workshop board.</w:t>
+      </w:r>
+    </w:p>
+    <w:p>
+      <w:r>
+        <w:t xml:space="preserve">Purpose: Agree a few ambitious outcomes, how you'll measure them, and the bets teams will make to move them.</w:t>
+      </w:r>
+    </w:p>
+    <w:p>
+      <w:r>
+        <w:t xml:space="preserve">Layout: a wide landscape board (about 16:11). Make one frame per section below, placed as described. In each frame, add the section name as a heading, then its content as short text labels or empty fields to fill in. Leave space in each frame for sticky notes. Use the header colour given. Keep the wording as written and don't add extra content.</w:t>
+      </w:r>
+    </w:p>
+    <w:p>
+      <w:r>
+        <w:t xml:space="preserve">Header fields to fill in: Group / Team, Period</w:t>
+      </w:r>
+    </w:p>
+    <w:p>
+      <w:r>
+        <w:t xml:space="preserve">Sections:</w:t>
+      </w:r>
+    </w:p>
+    <w:p>
+      <w:r>
+        <w:t xml:space="preserve">1. Focus for This Period: top full width, about 100% wide and 15% tall; header colour slate grey.</w:t>
+      </w:r>
+    </w:p>
+    <w:p>
+      <w:r>
+        <w:t xml:space="preserve">   Subtitle: Why these objectives, and why now?</w:t>
+      </w:r>
+    </w:p>
+    <w:p>
+      <w:r>
+        <w:t xml:space="preserve">2. Objective 1: middle left, about 35% wide and 65% tall; header colour purple.</w:t>
+      </w:r>
+    </w:p>
+    <w:p>
+      <w:r>
+        <w:t xml:space="preserve">   Subtitle: Qualitative · inspiring</w:t>
+      </w:r>
+    </w:p>
+    <w:p>
+      <w:r>
+        <w:t xml:space="preserve">   Content: We will… · KEY RESULTS · MEASURABLE OUTCOMES · Key result: · Start: · Target: · Conf.: · Teams contributing: · Initiatives: the bets we'll make</w:t>
+      </w:r>
+    </w:p>
+    <w:p>
+      <w:r>
+        <w:t xml:space="preserve">3. Objective 2: middle centre, about 35% wide and 65% tall; header colour blue.</w:t>
+      </w:r>
+    </w:p>
+    <w:p>
+      <w:r>
+        <w:t xml:space="preserve">   Subtitle: Qualitative · inspiring</w:t>
+      </w:r>
+    </w:p>
+    <w:p>
+      <w:r>
+        <w:t xml:space="preserve">   Content: We will… · KEY RESULTS · MEASURABLE OUTCOMES · Key result: · Start: · Target: · Conf.: · Teams contributing: · Initiatives: the bets we'll make</w:t>
+      </w:r>
+    </w:p>
+    <w:p>
+      <w:r>
+        <w:t xml:space="preserve">4. Objective 3: middle right, about 35% wide and 65% tall; header colour emerald green.</w:t>
+      </w:r>
+    </w:p>
+    <w:p>
+      <w:r>
+        <w:t xml:space="preserve">   Subtitle: Qualitative · inspiring</w:t>
+      </w:r>
+    </w:p>
+    <w:p>
+      <w:r>
+        <w:t xml:space="preserve">   Content: We will… · KEY RESULTS · MEASURABLE OUTCOMES · Key result: · Start: · Target: · Conf.: · Teams contributing: · Initiatives: the bets we'll make</w:t>
+      </w:r>
+    </w:p>
+    <w:p>
+      <w:r>
+        <w:t xml:space="preserve">5. Check-in Rhythm: bottom left, about 50% wide and 20% tall; header colour amber.</w:t>
+      </w:r>
+    </w:p>
+    <w:p>
+      <w:r>
+        <w:t xml:space="preserve">   Subtitle: Confidence 1–10 · score 0–1.0 at the end</w:t>
+      </w:r>
+    </w:p>
+    <w:p>
+      <w:r>
+        <w:t xml:space="preserve">   Content: Weekly confidence check: · Mid-period review: · End-of-period scoring:</w:t>
+      </w:r>
+    </w:p>
+    <w:p>
+      <w:r>
+        <w:t xml:space="preserve">6. Not Doing This Period: bottom right, about 50% wide and 20% tall; header colour red.</w:t>
+      </w:r>
+    </w:p>
+    <w:p>
+      <w:r>
+        <w:t xml:space="preserve">   Subtitle: Focus means saying no</w:t>
+      </w:r>
+    </w:p>
+    <w:p>
+      <w:r>
+        <w:t xml:space="preserve">Footer questions: “If we achieved only one of these, which would matter most?” “How will we know, without asking anyone, that we've succeeded?”</w:t>
+      </w:r>
+    </w:p>
+    <w:p>
+      <w:r>
+        <w:t xml:space="preserve">Original board for reference: https://eparker71.github.io/agile-ways-of-working/okr-board.html</w:t>
       </w:r>
     </w:p>
     <w:p>

--- a/facilitator-guide-okr.docx
+++ b/facilitator-guide-okr.docx
@@ -238,7 +238,7 @@
         </w:numPr>
       </w:pPr>
       <w:r>
-        <w:t xml:space="preserve">Print the board at A3 or larger, or load the SVG as a digital background</w:t>
+        <w:t xml:space="preserve">Print the board at A3 or 11×17 (Tabloid), or larger, or load the SVG as a digital background</w:t>
       </w:r>
     </w:p>
     <w:p>

--- a/facilitator-guide-okr.docx
+++ b/facilitator-guide-okr.docx
@@ -784,7 +784,7 @@
         <w:t xml:space="preserve">Ambitious but honest. </w:t>
       </w:r>
       <w:r>
-        <w:t xml:space="preserve">Aim high. Scoring 0.7 on an ambitious key result is often a good result.</w:t>
+        <w:t xml:space="preserve">Aim high. Scoring 0.7 on an ambitious key result is often a good result. A long-term BHAG (big hairy audacious goal) can anchor the year's objectives.</w:t>
       </w:r>
     </w:p>
     <w:p>
